--- a/src/templates/firstTime.docx
+++ b/src/templates/firstTime.docx
@@ -8,10 +8,72 @@
           <w:noProof/>
           <w:lang w:eastAsia="en-GB"/>
         </w:rPr>
+        <w:drawing>
+          <wp:anchor distT="0" distB="0" distL="114300" distR="114300" simplePos="0" relativeHeight="251689984" behindDoc="1" locked="0" layoutInCell="1" allowOverlap="1" wp14:anchorId="13158026" wp14:editId="3AE1DC71">
+            <wp:simplePos x="0" y="0"/>
+            <wp:positionH relativeFrom="margin">
+              <wp:align>right</wp:align>
+            </wp:positionH>
+            <wp:positionV relativeFrom="paragraph">
+              <wp:posOffset>9525</wp:posOffset>
+            </wp:positionV>
+            <wp:extent cx="7762875" cy="10038080"/>
+            <wp:effectExtent l="0" t="0" r="9525" b="1270"/>
+            <wp:wrapNone/>
+            <wp:docPr id="6" name="Picture 6" descr="bg brgy_pages-to-jpg-0001"/>
+            <wp:cNvGraphicFramePr>
+              <a:graphicFrameLocks xmlns:a="http://schemas.openxmlformats.org/drawingml/2006/main" noChangeAspect="1"/>
+            </wp:cNvGraphicFramePr>
+            <a:graphic xmlns:a="http://schemas.openxmlformats.org/drawingml/2006/main">
+              <a:graphicData uri="http://schemas.openxmlformats.org/drawingml/2006/picture">
+                <pic:pic xmlns:pic="http://schemas.openxmlformats.org/drawingml/2006/picture">
+                  <pic:nvPicPr>
+                    <pic:cNvPr id="0" name="Picture 2" descr="bg brgy_pages-to-jpg-0001"/>
+                    <pic:cNvPicPr>
+                      <a:picLocks noChangeAspect="1" noChangeArrowheads="1"/>
+                    </pic:cNvPicPr>
+                  </pic:nvPicPr>
+                  <pic:blipFill>
+                    <a:blip r:embed="rId5" cstate="print">
+                      <a:extLst>
+                        <a:ext uri="{28A0092B-C50C-407E-A947-70E740481C1C}">
+                          <a14:useLocalDpi xmlns:a14="http://schemas.microsoft.com/office/drawing/2010/main" val="0"/>
+                        </a:ext>
+                      </a:extLst>
+                    </a:blip>
+                    <a:srcRect/>
+                    <a:stretch>
+                      <a:fillRect/>
+                    </a:stretch>
+                  </pic:blipFill>
+                  <pic:spPr bwMode="auto">
+                    <a:xfrm>
+                      <a:off x="0" y="0"/>
+                      <a:ext cx="7762875" cy="10038080"/>
+                    </a:xfrm>
+                    <a:prstGeom prst="rect">
+                      <a:avLst/>
+                    </a:prstGeom>
+                    <a:noFill/>
+                    <a:ln>
+                      <a:noFill/>
+                    </a:ln>
+                  </pic:spPr>
+                </pic:pic>
+              </a:graphicData>
+            </a:graphic>
+          </wp:anchor>
+        </w:drawing>
+      </w:r>
+      <w:r>
+        <w:rPr>
+          <w:noProof/>
+          <w:lang w:eastAsia="en-GB"/>
+        </w:rPr>
         <mc:AlternateContent>
           <mc:Choice Requires="wps">
             <w:drawing>
-              <wp:anchor distT="45720" distB="45720" distL="114300" distR="114300" simplePos="0" relativeHeight="251688960" behindDoc="1" locked="0" layoutInCell="1" allowOverlap="1" wp14:anchorId="609ADD24" wp14:editId="30229F4C">
+              <wp:anchor distT="45720" distB="45720" distL="114300" distR="114300" simplePos="0" relativeHeight="251688960" behindDoc="1" locked="0" layoutInCell="1" allowOverlap="1" wp14:anchorId="592DD458" wp14:editId="4E381C45">
                 <wp:simplePos x="0" y="0"/>
                 <wp:positionH relativeFrom="margin">
                   <wp:posOffset>681990</wp:posOffset>
@@ -226,7 +288,7 @@
         <mc:AlternateContent>
           <mc:Choice Requires="wps">
             <w:drawing>
-              <wp:anchor distT="0" distB="0" distL="114300" distR="114300" simplePos="0" relativeHeight="251685888" behindDoc="0" locked="0" layoutInCell="1" allowOverlap="1" wp14:anchorId="668F001B" wp14:editId="1703F6F6">
+              <wp:anchor distT="0" distB="0" distL="114300" distR="114300" simplePos="0" relativeHeight="251685888" behindDoc="0" locked="0" layoutInCell="1" allowOverlap="1" wp14:anchorId="59A156E9" wp14:editId="1D900C4D">
                 <wp:simplePos x="0" y="0"/>
                 <wp:positionH relativeFrom="margin">
                   <wp:align>center</wp:align>
@@ -492,7 +554,7 @@
         <mc:AlternateContent>
           <mc:Choice Requires="wps">
             <w:drawing>
-              <wp:anchor distT="0" distB="0" distL="114300" distR="114300" simplePos="0" relativeHeight="251686912" behindDoc="0" locked="0" layoutInCell="1" allowOverlap="1" wp14:anchorId="0E25F2BE" wp14:editId="60DE1F6A">
+              <wp:anchor distT="0" distB="0" distL="114300" distR="114300" simplePos="0" relativeHeight="251686912" behindDoc="0" locked="0" layoutInCell="1" allowOverlap="1" wp14:anchorId="3A34AFC7" wp14:editId="12483BEA">
                 <wp:simplePos x="0" y="0"/>
                 <wp:positionH relativeFrom="margin">
                   <wp:align>center</wp:align>
@@ -558,7 +620,7 @@
         <mc:AlternateContent>
           <mc:Choice Requires="wps">
             <w:drawing>
-              <wp:anchor distT="45720" distB="45720" distL="114300" distR="114300" simplePos="0" relativeHeight="251684864" behindDoc="0" locked="0" layoutInCell="1" allowOverlap="1" wp14:anchorId="4305E57D" wp14:editId="5441B41E">
+              <wp:anchor distT="45720" distB="45720" distL="114300" distR="114300" simplePos="0" relativeHeight="251684864" behindDoc="0" locked="0" layoutInCell="1" allowOverlap="1" wp14:anchorId="782F3295" wp14:editId="45B46F45">
                 <wp:simplePos x="0" y="0"/>
                 <wp:positionH relativeFrom="margin">
                   <wp:posOffset>457200</wp:posOffset>
@@ -1529,7 +1591,7 @@
         <mc:AlternateContent>
           <mc:Choice Requires="wps">
             <w:drawing>
-              <wp:anchor distT="45720" distB="45720" distL="114300" distR="114300" simplePos="0" relativeHeight="251682816" behindDoc="0" locked="0" layoutInCell="1" allowOverlap="1" wp14:anchorId="033C29D0" wp14:editId="361CC098">
+              <wp:anchor distT="45720" distB="45720" distL="114300" distR="114300" simplePos="0" relativeHeight="251682816" behindDoc="0" locked="0" layoutInCell="1" allowOverlap="1" wp14:anchorId="361D8EB2" wp14:editId="26F81A55">
                 <wp:simplePos x="0" y="0"/>
                 <wp:positionH relativeFrom="margin">
                   <wp:align>center</wp:align>
@@ -1605,7 +1667,11 @@
           </mc:Choice>
           <mc:Fallback>
             <w:pict>
-              <v:shape w14:anchorId="033C29D0" id="_x0000_s1029" type="#_x0000_t202" style="position:absolute;margin-left:0;margin-top:135.75pt;width:370.25pt;height:30.85pt;z-index:251682816;visibility:visible;mso-wrap-style:square;mso-width-percent:0;mso-height-percent:0;mso-wrap-distance-left:9pt;mso-wrap-distance-top:3.6pt;mso-wrap-distance-right:9pt;mso-wrap-distance-bottom:3.6pt;mso-position-horizontal:center;mso-position-horizontal-relative:margin;mso-position-vertical:absolute;mso-position-vertical-relative:text;mso-width-percent:0;mso-height-percent:0;mso-width-relative:margin;mso-height-relative:margin;v-text-anchor:middle" o:gfxdata="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" filled="f" stroked="f">
+              <v:shapetype w14:anchorId="361D8EB2" id="_x0000_t202" coordsize="21600,21600" o:spt="202" path="m,l,21600r21600,l21600,xe">
+                <v:stroke joinstyle="miter"/>
+                <v:path gradientshapeok="t" o:connecttype="rect"/>
+              </v:shapetype>
+              <v:shape id="_x0000_s1029" type="#_x0000_t202" style="position:absolute;margin-left:0;margin-top:135.75pt;width:370.25pt;height:30.85pt;z-index:251682816;visibility:visible;mso-wrap-style:square;mso-width-percent:0;mso-height-percent:0;mso-wrap-distance-left:9pt;mso-wrap-distance-top:3.6pt;mso-wrap-distance-right:9pt;mso-wrap-distance-bottom:3.6pt;mso-position-horizontal:center;mso-position-horizontal-relative:margin;mso-position-vertical:absolute;mso-position-vertical-relative:text;mso-width-percent:0;mso-height-percent:0;mso-width-relative:margin;mso-height-relative:margin;v-text-anchor:middle" o:gfxdata="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" filled="f" stroked="f">
                 <v:textbox>
                   <w:txbxContent>
                     <w:p>
@@ -1637,8 +1703,6 @@
       <w:r>
         <w:br w:type="page"/>
       </w:r>
-      <w:bookmarkStart w:id="0" w:name="_GoBack"/>
-      <w:bookmarkEnd w:id="0"/>
       <w:r>
         <w:rPr>
           <w:noProof/>
@@ -1668,7 +1732,7 @@
                     <pic:cNvPicPr/>
                   </pic:nvPicPr>
                   <pic:blipFill rotWithShape="1">
-                    <a:blip r:embed="rId5" cstate="print">
+                    <a:blip r:embed="rId6" cstate="print">
                       <a:extLst>
                         <a:ext uri="{28A0092B-C50C-407E-A947-70E740481C1C}">
                           <a14:useLocalDpi xmlns:a14="http://schemas.microsoft.com/office/drawing/2010/main" val="0"/>
@@ -2237,6 +2301,70 @@
       </w:tr>
     </w:tbl>
     <w:p>
+      <w:bookmarkStart w:id="0" w:name="_GoBack"/>
+      <w:bookmarkEnd w:id="0"/>
+      <w:r>
+        <w:rPr>
+          <w:noProof/>
+          <w:lang w:eastAsia="en-GB"/>
+        </w:rPr>
+        <w:drawing>
+          <wp:anchor distT="0" distB="0" distL="114300" distR="114300" simplePos="0" relativeHeight="251691008" behindDoc="1" locked="0" layoutInCell="1" allowOverlap="1" wp14:anchorId="072D3691" wp14:editId="6C9309FA">
+            <wp:simplePos x="0" y="0"/>
+            <wp:positionH relativeFrom="margin">
+              <wp:align>right</wp:align>
+            </wp:positionH>
+            <wp:positionV relativeFrom="paragraph">
+              <wp:posOffset>8164</wp:posOffset>
+            </wp:positionV>
+            <wp:extent cx="7762875" cy="10038080"/>
+            <wp:effectExtent l="0" t="0" r="9525" b="1270"/>
+            <wp:wrapNone/>
+            <wp:docPr id="8" name="Picture 8" descr="bg brgy_pages-to-jpg-0001"/>
+            <wp:cNvGraphicFramePr>
+              <a:graphicFrameLocks xmlns:a="http://schemas.openxmlformats.org/drawingml/2006/main" noChangeAspect="1"/>
+            </wp:cNvGraphicFramePr>
+            <a:graphic xmlns:a="http://schemas.openxmlformats.org/drawingml/2006/main">
+              <a:graphicData uri="http://schemas.openxmlformats.org/drawingml/2006/picture">
+                <pic:pic xmlns:pic="http://schemas.openxmlformats.org/drawingml/2006/picture">
+                  <pic:nvPicPr>
+                    <pic:cNvPr id="0" name="Picture 3" descr="bg brgy_pages-to-jpg-0001"/>
+                    <pic:cNvPicPr>
+                      <a:picLocks noChangeAspect="1" noChangeArrowheads="1"/>
+                    </pic:cNvPicPr>
+                  </pic:nvPicPr>
+                  <pic:blipFill>
+                    <a:blip r:embed="rId5" cstate="print">
+                      <a:extLst>
+                        <a:ext uri="{28A0092B-C50C-407E-A947-70E740481C1C}">
+                          <a14:useLocalDpi xmlns:a14="http://schemas.microsoft.com/office/drawing/2010/main" val="0"/>
+                        </a:ext>
+                      </a:extLst>
+                    </a:blip>
+                    <a:srcRect/>
+                    <a:stretch>
+                      <a:fillRect/>
+                    </a:stretch>
+                  </pic:blipFill>
+                  <pic:spPr bwMode="auto">
+                    <a:xfrm>
+                      <a:off x="0" y="0"/>
+                      <a:ext cx="7762875" cy="10038080"/>
+                    </a:xfrm>
+                    <a:prstGeom prst="rect">
+                      <a:avLst/>
+                    </a:prstGeom>
+                    <a:noFill/>
+                    <a:ln>
+                      <a:noFill/>
+                    </a:ln>
+                  </pic:spPr>
+                </pic:pic>
+              </a:graphicData>
+            </a:graphic>
+          </wp:anchor>
+        </w:drawing>
+      </w:r>
       <w:r>
         <w:rPr>
           <w:noProof/>
@@ -2245,7 +2373,7 @@
         <mc:AlternateContent>
           <mc:Choice Requires="wps">
             <w:drawing>
-              <wp:anchor distT="45720" distB="45720" distL="114300" distR="114300" simplePos="0" relativeHeight="251678720" behindDoc="0" locked="0" layoutInCell="1" allowOverlap="1" wp14:anchorId="080C555B" wp14:editId="5C33495E">
+              <wp:anchor distT="45720" distB="45720" distL="114300" distR="114300" simplePos="0" relativeHeight="251678720" behindDoc="0" locked="0" layoutInCell="1" allowOverlap="1" wp14:anchorId="5B50F667" wp14:editId="4C09B03F">
                 <wp:simplePos x="0" y="0"/>
                 <wp:positionH relativeFrom="margin">
                   <wp:posOffset>457200</wp:posOffset>
@@ -2829,7 +2957,7 @@
           </mc:Choice>
           <mc:Fallback>
             <w:pict>
-              <v:shape w14:anchorId="080C555B" id="_x0000_s1030" type="#_x0000_t202" style="position:absolute;margin-left:36pt;margin-top:186pt;width:540.75pt;height:311.25pt;z-index:251678720;visibility:visible;mso-wrap-style:square;mso-width-percent:0;mso-height-percent:0;mso-wrap-distance-left:9pt;mso-wrap-distance-top:3.6pt;mso-wrap-distance-right:9pt;mso-wrap-distance-bottom:3.6pt;mso-position-horizontal:absolute;mso-position-horizontal-relative:margin;mso-position-vertical:absolute;mso-position-vertical-relative:text;mso-width-percent:0;mso-height-percent:0;mso-width-relative:margin;mso-height-relative:margin;v-text-anchor:top" o:gfxdata="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" filled="f" stroked="f">
+              <v:shape w14:anchorId="5B50F667" id="_x0000_s1030" type="#_x0000_t202" style="position:absolute;margin-left:36pt;margin-top:186pt;width:540.75pt;height:311.25pt;z-index:251678720;visibility:visible;mso-wrap-style:square;mso-width-percent:0;mso-height-percent:0;mso-wrap-distance-left:9pt;mso-wrap-distance-top:3.6pt;mso-wrap-distance-right:9pt;mso-wrap-distance-bottom:3.6pt;mso-position-horizontal:absolute;mso-position-horizontal-relative:margin;mso-position-vertical:absolute;mso-position-vertical-relative:text;mso-width-percent:0;mso-height-percent:0;mso-width-relative:margin;mso-height-relative:margin;v-text-anchor:top" o:gfxdata="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" filled="f" stroked="f">
                 <v:textbox>
                   <w:txbxContent>
                     <w:p>
@@ -3374,7 +3502,7 @@
         <mc:AlternateContent>
           <mc:Choice Requires="wps">
             <w:drawing>
-              <wp:anchor distT="0" distB="0" distL="114300" distR="114300" simplePos="0" relativeHeight="251674624" behindDoc="0" locked="0" layoutInCell="1" allowOverlap="1" wp14:anchorId="369275AA" wp14:editId="2BB8BE6B">
+              <wp:anchor distT="0" distB="0" distL="114300" distR="114300" simplePos="0" relativeHeight="251674624" behindDoc="0" locked="0" layoutInCell="1" allowOverlap="1" wp14:anchorId="2ABB5122" wp14:editId="6F243C92">
                 <wp:simplePos x="0" y="0"/>
                 <wp:positionH relativeFrom="column">
                   <wp:posOffset>4600575</wp:posOffset>
@@ -3438,7 +3566,7 @@
         <mc:AlternateContent>
           <mc:Choice Requires="wps">
             <w:drawing>
-              <wp:anchor distT="0" distB="0" distL="114300" distR="114300" simplePos="0" relativeHeight="251676672" behindDoc="0" locked="0" layoutInCell="1" allowOverlap="1" wp14:anchorId="696DE988" wp14:editId="38A4FE5E">
+              <wp:anchor distT="0" distB="0" distL="114300" distR="114300" simplePos="0" relativeHeight="251676672" behindDoc="0" locked="0" layoutInCell="1" allowOverlap="1" wp14:anchorId="5C34A838" wp14:editId="6B265DDC">
                 <wp:simplePos x="0" y="0"/>
                 <wp:positionH relativeFrom="column">
                   <wp:posOffset>4968240</wp:posOffset>
@@ -3538,7 +3666,7 @@
         <mc:AlternateContent>
           <mc:Choice Requires="wps">
             <w:drawing>
-              <wp:anchor distT="0" distB="0" distL="114300" distR="114300" simplePos="0" relativeHeight="251666432" behindDoc="0" locked="0" layoutInCell="1" allowOverlap="1" wp14:anchorId="2CBF2E92" wp14:editId="3D6A6963">
+              <wp:anchor distT="0" distB="0" distL="114300" distR="114300" simplePos="0" relativeHeight="251666432" behindDoc="0" locked="0" layoutInCell="1" allowOverlap="1" wp14:anchorId="39EBA1E1" wp14:editId="1FAE1061">
                 <wp:simplePos x="0" y="0"/>
                 <wp:positionH relativeFrom="column">
                   <wp:posOffset>5904230</wp:posOffset>
@@ -3613,7 +3741,7 @@
         <mc:AlternateContent>
           <mc:Choice Requires="wps">
             <w:drawing>
-              <wp:anchor distT="0" distB="0" distL="114300" distR="114300" simplePos="0" relativeHeight="251672576" behindDoc="0" locked="0" layoutInCell="1" allowOverlap="1" wp14:anchorId="3659C658" wp14:editId="2D1AED78">
+              <wp:anchor distT="0" distB="0" distL="114300" distR="114300" simplePos="0" relativeHeight="251672576" behindDoc="0" locked="0" layoutInCell="1" allowOverlap="1" wp14:anchorId="73B71255" wp14:editId="51473074">
                 <wp:simplePos x="0" y="0"/>
                 <wp:positionH relativeFrom="column">
                   <wp:posOffset>5979160</wp:posOffset>
@@ -3701,7 +3829,7 @@
         <mc:AlternateContent>
           <mc:Choice Requires="wps">
             <w:drawing>
-              <wp:anchor distT="0" distB="0" distL="114300" distR="114300" simplePos="0" relativeHeight="251670528" behindDoc="0" locked="0" layoutInCell="1" allowOverlap="1" wp14:anchorId="7D14E3B7" wp14:editId="2570DC7E">
+              <wp:anchor distT="0" distB="0" distL="114300" distR="114300" simplePos="0" relativeHeight="251670528" behindDoc="0" locked="0" layoutInCell="1" allowOverlap="1" wp14:anchorId="331AA96F" wp14:editId="20E2D241">
                 <wp:simplePos x="0" y="0"/>
                 <wp:positionH relativeFrom="column">
                   <wp:posOffset>4571365</wp:posOffset>
@@ -3789,7 +3917,7 @@
         <mc:AlternateContent>
           <mc:Choice Requires="wps">
             <w:drawing>
-              <wp:anchor distT="0" distB="0" distL="114300" distR="114300" simplePos="0" relativeHeight="251668480" behindDoc="0" locked="0" layoutInCell="1" allowOverlap="1" wp14:anchorId="75C78EBC" wp14:editId="03BBAEA6">
+              <wp:anchor distT="0" distB="0" distL="114300" distR="114300" simplePos="0" relativeHeight="251668480" behindDoc="0" locked="0" layoutInCell="1" allowOverlap="1" wp14:anchorId="38A8D3AB" wp14:editId="3FCD089C">
                 <wp:simplePos x="0" y="0"/>
                 <wp:positionH relativeFrom="column">
                   <wp:posOffset>4479290</wp:posOffset>
@@ -3864,7 +3992,7 @@
         <mc:AlternateContent>
           <mc:Choice Requires="wps">
             <w:drawing>
-              <wp:anchor distT="45720" distB="45720" distL="114300" distR="114300" simplePos="0" relativeHeight="251660288" behindDoc="0" locked="0" layoutInCell="1" allowOverlap="1" wp14:anchorId="5227BC98" wp14:editId="597AE617">
+              <wp:anchor distT="45720" distB="45720" distL="114300" distR="114300" simplePos="0" relativeHeight="251660288" behindDoc="0" locked="0" layoutInCell="1" allowOverlap="1" wp14:anchorId="37D01912" wp14:editId="455E9D8F">
                 <wp:simplePos x="0" y="0"/>
                 <wp:positionH relativeFrom="margin">
                   <wp:align>center</wp:align>
@@ -3975,7 +4103,7 @@
           <w:lang w:eastAsia="en-GB"/>
         </w:rPr>
         <w:drawing>
-          <wp:anchor distT="0" distB="0" distL="114300" distR="114300" simplePos="0" relativeHeight="251658240" behindDoc="1" locked="1" layoutInCell="1" allowOverlap="1" wp14:anchorId="1C4F0177" wp14:editId="1DF7FA3D">
+          <wp:anchor distT="0" distB="0" distL="114300" distR="114300" simplePos="0" relativeHeight="251658240" behindDoc="1" locked="1" layoutInCell="1" allowOverlap="1" wp14:anchorId="59CF3E81" wp14:editId="7E9DC69B">
             <wp:simplePos x="0" y="0"/>
             <wp:positionH relativeFrom="margin">
               <wp:align>right</wp:align>
@@ -3998,7 +4126,7 @@
                     <pic:cNvPicPr/>
                   </pic:nvPicPr>
                   <pic:blipFill>
-                    <a:blip r:embed="rId5" cstate="print">
+                    <a:blip r:embed="rId6" cstate="print">
                       <a:extLst>
                         <a:ext uri="{28A0092B-C50C-407E-A947-70E740481C1C}">
                           <a14:useLocalDpi xmlns:a14="http://schemas.microsoft.com/office/drawing/2010/main" val="0"/>
